--- a/docs/content/correlation_linear_models/correlation_linear_models_lecture.docx
+++ b/docs/content/correlation_linear_models/correlation_linear_models_lecture.docx
@@ -7979,6 +7979,9 @@
           </m:sub>
         </m:sSub>
       </m:oMath>
+      <w:r>
+        <w:t xml:space="preserve">​</w:t>
+      </w:r>
     </w:p>
     <w:p>
       <w:pPr>
@@ -8103,6 +8106,9 @@
           </m:sub>
         </m:sSub>
       </m:oMath>
+      <w:r>
+        <w:t xml:space="preserve">​</w:t>
+      </w:r>
     </w:p>
     <w:p>
       <w:pPr>

--- a/docs/content/correlation_linear_models/correlation_linear_models_lecture.docx
+++ b/docs/content/correlation_linear_models/correlation_linear_models_lecture.docx
@@ -3178,14 +3178,14 @@
     </w:tbl>
     <w:p>
       <w:pPr>
-        <w:pStyle w:val="BodyText"/>
+        <w:pStyle w:val="CaptionedFigure"/>
       </w:pPr>
       <w:r>
         <w:drawing>
           <wp:inline>
             <wp:extent cx="2095500" cy="5629701"/>
             <wp:effectExtent b="0" l="0" r="0" t="0"/>
-            <wp:docPr descr="" title="" id="56" name="Picture"/>
+            <wp:docPr descr="Three stacked scatterplots of lion age versus proportion black on the nose, each with a different candidate line and vertical residual segments labeled ‘Large deviations,’ ‘Smaller deviations,’ and ‘Smallest deviations,’ illustrating that least squares picks the line minimizing total squared residuals." title="" id="56" name="Picture"/>
             <a:graphic>
               <a:graphicData uri="http://schemas.openxmlformats.org/drawingml/2006/picture">
                 <pic:pic>
@@ -3221,6 +3221,44 @@
             </a:graphic>
           </wp:inline>
         </w:drawing>
+      </w:r>
+    </w:p>
+    <w:p>
+      <w:pPr>
+        <w:pStyle w:val="ImageCaption"/>
+      </w:pPr>
+      <w:r>
+        <w:t xml:space="preserve">Three stacked scatterplots of lion age versus proportion black on the nose, each with a different candidate line and vertical residual segments labeled</w:t>
+      </w:r>
+      <w:r>
+        <w:t xml:space="preserve"> </w:t>
+      </w:r>
+      <w:r>
+        <w:t xml:space="preserve">‘Large deviations,’</w:t>
+      </w:r>
+      <w:r>
+        <w:t xml:space="preserve"> </w:t>
+      </w:r>
+      <w:r>
+        <w:t xml:space="preserve">‘Smaller deviations,’</w:t>
+      </w:r>
+      <w:r>
+        <w:t xml:space="preserve"> </w:t>
+      </w:r>
+      <w:r>
+        <w:t xml:space="preserve">and</w:t>
+      </w:r>
+      <w:r>
+        <w:t xml:space="preserve"> </w:t>
+      </w:r>
+      <w:r>
+        <w:t xml:space="preserve">‘Smallest deviations,’</w:t>
+      </w:r>
+      <w:r>
+        <w:t xml:space="preserve"> </w:t>
+      </w:r>
+      <w:r>
+        <w:t xml:space="preserve">illustrating that least squares picks the line minimizing total squared residuals.</w:t>
       </w:r>
     </w:p>
     <w:bookmarkEnd w:id="58"/>
@@ -5239,14 +5277,14 @@
     </w:p>
     <w:p>
       <w:pPr>
-        <w:pStyle w:val="BodyText"/>
+        <w:pStyle w:val="CaptionedFigure"/>
       </w:pPr>
       <w:r>
         <w:drawing>
           <wp:inline>
             <wp:extent cx="2857500" cy="2943225"/>
             <wp:effectExtent b="0" l="0" r="0" t="0"/>
-            <wp:docPr descr="" title="" id="83" name="Picture"/>
+            <wp:docPr descr="Diagram of the regression line mu_yi = beta0 + beta1*xi running through X-Y space, with small normal-distribution curves drawn at two X values (x1 and x2) around the line to show that Y is assumed to be normally distributed around the true regression line at every value of X." title="" id="83" name="Picture"/>
             <a:graphic>
               <a:graphicData uri="http://schemas.openxmlformats.org/drawingml/2006/picture">
                 <pic:pic>
@@ -5282,6 +5320,14 @@
             </a:graphic>
           </wp:inline>
         </w:drawing>
+      </w:r>
+    </w:p>
+    <w:p>
+      <w:pPr>
+        <w:pStyle w:val="ImageCaption"/>
+      </w:pPr>
+      <w:r>
+        <w:t xml:space="preserve">Diagram of the regression line mu_yi = beta0 + beta1*xi running through X-Y space, with small normal-distribution curves drawn at two X values (x1 and x2) around the line to show that Y is assumed to be normally distributed around the true regression line at every value of X.</w:t>
       </w:r>
     </w:p>
     <w:bookmarkEnd w:id="85"/>
@@ -5510,14 +5556,14 @@
     </w:p>
     <w:p>
       <w:pPr>
-        <w:pStyle w:val="FirstParagraph"/>
+        <w:pStyle w:val="CaptionedFigure"/>
       </w:pPr>
       <w:r>
         <w:drawing>
           <wp:inline>
             <wp:extent cx="2857500" cy="1991366"/>
             <wp:effectExtent b="0" l="0" r="0" t="0"/>
-            <wp:docPr descr="" title="" id="87" name="Picture"/>
+            <wp:docPr descr="Scatterplot with a fitted least-squares regression line, labeled to show an observed point y_i, its predicted value y-hat_i on the line directly below it, and the vertical gap between them marked as the residual (y_i minus y-hat_i), with dashed lines also marking the means x-bar and y-bar." title="" id="87" name="Picture"/>
             <a:graphic>
               <a:graphicData uri="http://schemas.openxmlformats.org/drawingml/2006/picture">
                 <pic:pic>
@@ -5553,6 +5599,14 @@
             </a:graphic>
           </wp:inline>
         </w:drawing>
+      </w:r>
+    </w:p>
+    <w:p>
+      <w:pPr>
+        <w:pStyle w:val="ImageCaption"/>
+      </w:pPr>
+      <w:r>
+        <w:t xml:space="preserve">Scatterplot with a fitted least-squares regression line, labeled to show an observed point y_i, its predicted value y-hat_i on the line directly below it, and the vertical gap between them marked as the residual (y_i minus y-hat_i), with dashed lines also marking the means x-bar and y-bar.</w:t>
       </w:r>
     </w:p>
     <w:bookmarkEnd w:id="89"/>
@@ -5945,14 +5999,14 @@
     </w:p>
     <w:p>
       <w:pPr>
-        <w:pStyle w:val="FirstParagraph"/>
+        <w:pStyle w:val="CaptionedFigure"/>
       </w:pPr>
       <w:r>
         <w:drawing>
           <wp:inline>
             <wp:extent cx="2857500" cy="1059763"/>
             <wp:effectExtent b="0" l="0" r="0" t="0"/>
-            <wp:docPr descr="" title="" id="105" name="Picture"/>
+            <wp:docPr descr="Table of formulas for the ordinary least squares estimates and standard errors of the slope (beta1), intercept (beta0), and error term (epsilon) in simple linear regression, each row giving the OLS estimate formula and its corresponding standard error formula." title="" id="105" name="Picture"/>
             <a:graphic>
               <a:graphicData uri="http://schemas.openxmlformats.org/drawingml/2006/picture">
                 <pic:pic>
@@ -5988,6 +6042,14 @@
             </a:graphic>
           </wp:inline>
         </w:drawing>
+      </w:r>
+    </w:p>
+    <w:p>
+      <w:pPr>
+        <w:pStyle w:val="ImageCaption"/>
+      </w:pPr>
+      <w:r>
+        <w:t xml:space="preserve">Table of formulas for the ordinary least squares estimates and standard errors of the slope (beta1), intercept (beta0), and error term (epsilon) in simple linear regression, each row giving the OLS estimate formula and its corresponding standard error formula.</w:t>
       </w:r>
     </w:p>
     <w:bookmarkEnd w:id="107"/>
@@ -6178,14 +6240,14 @@
     </w:tbl>
     <w:p>
       <w:pPr>
-        <w:pStyle w:val="BodyText"/>
+        <w:pStyle w:val="CaptionedFigure"/>
       </w:pPr>
       <w:r>
         <w:drawing>
           <wp:inline>
             <wp:extent cx="2857500" cy="958416"/>
             <wp:effectExtent b="0" l="0" r="0" t="0"/>
-            <wp:docPr descr="" title="" id="111" name="Picture"/>
+            <wp:docPr descr="Two side-by-side scatterplots (a) and (b) each with a fitted regression line and one point marked with its observed value y_i and predicted value y-hat_i, illustrating how the residual (the gap between them) varies from point to point and feeds into partitioning total variation." title="" id="111" name="Picture"/>
             <a:graphic>
               <a:graphicData uri="http://schemas.openxmlformats.org/drawingml/2006/picture">
                 <pic:pic>
@@ -6223,6 +6285,14 @@
         </w:drawing>
       </w:r>
     </w:p>
+    <w:p>
+      <w:pPr>
+        <w:pStyle w:val="ImageCaption"/>
+      </w:pPr>
+      <w:r>
+        <w:t xml:space="preserve">Two side-by-side scatterplots (a) and (b) each with a fitted regression line and one point marked with its observed value y_i and predicted value y-hat_i, illustrating how the residual (the gap between them) varies from point to point and feeds into partitioning total variation.</w:t>
+      </w:r>
+    </w:p>
     <w:bookmarkEnd w:id="113"/>
     <w:bookmarkStart w:id="116" w:name="partitioning-the-variance"/>
     <w:p>
@@ -6514,14 +6584,14 @@
     </w:p>
     <w:p>
       <w:pPr>
-        <w:pStyle w:val="FirstParagraph"/>
+        <w:pStyle w:val="CaptionedFigure"/>
       </w:pPr>
       <w:r>
         <w:drawing>
           <wp:inline>
             <wp:extent cx="2857500" cy="958416"/>
             <wp:effectExtent b="0" l="0" r="0" t="0"/>
-            <wp:docPr descr="" title="" id="114" name="Picture"/>
+            <wp:docPr descr="Two side-by-side scatterplots (a) and (b) each with a fitted regression line and one point marked with its observed value y_i and predicted value y-hat_i, illustrating how the residual (the gap between them) varies from point to point and feeds into partitioning total variation." title="" id="114" name="Picture"/>
             <a:graphic>
               <a:graphicData uri="http://schemas.openxmlformats.org/drawingml/2006/picture">
                 <pic:pic>
@@ -6559,6 +6629,14 @@
         </w:drawing>
       </w:r>
     </w:p>
+    <w:p>
+      <w:pPr>
+        <w:pStyle w:val="ImageCaption"/>
+      </w:pPr>
+      <w:r>
+        <w:t xml:space="preserve">Two side-by-side scatterplots (a) and (b) each with a fitted regression line and one point marked with its observed value y_i and predicted value y-hat_i, illustrating how the residual (the gap between them) varies from point to point and feeds into partitioning total variation.</w:t>
+      </w:r>
+    </w:p>
     <w:bookmarkEnd w:id="116"/>
     <w:bookmarkStart w:id="120" w:name="partitioning-the-variance-visually"/>
     <w:p>
@@ -6738,14 +6816,14 @@
     </w:p>
     <w:p>
       <w:pPr>
-        <w:pStyle w:val="FirstParagraph"/>
+        <w:pStyle w:val="CaptionedFigure"/>
       </w:pPr>
       <w:r>
         <w:drawing>
           <wp:inline>
             <wp:extent cx="2857500" cy="934414"/>
             <wp:effectExtent b="0" l="0" r="0" t="0"/>
-            <wp:docPr descr="" title="" id="118" name="Picture"/>
+            <wp:docPr descr="ANOVA table for simple linear regression listing Regression, Residual, and Total sources of variation with their sum-of-squares, degrees of freedom (1, n-2, n-1), mean-square, and expected-mean-square formulas." title="" id="118" name="Picture"/>
             <a:graphic>
               <a:graphicData uri="http://schemas.openxmlformats.org/drawingml/2006/picture">
                 <pic:pic>
@@ -6783,6 +6861,14 @@
         </w:drawing>
       </w:r>
     </w:p>
+    <w:p>
+      <w:pPr>
+        <w:pStyle w:val="ImageCaption"/>
+      </w:pPr>
+      <w:r>
+        <w:t xml:space="preserve">ANOVA table for simple linear regression listing Regression, Residual, and Total sources of variation with their sum-of-squares, degrees of freedom (1, n-2, n-1), mean-square, and expected-mean-square formulas.</w:t>
+      </w:r>
+    </w:p>
     <w:bookmarkEnd w:id="120"/>
     <w:bookmarkStart w:id="124" w:name="comparing-regression-fits"/>
     <w:p>
@@ -6982,14 +7068,14 @@
     </w:p>
     <w:p>
       <w:pPr>
-        <w:pStyle w:val="FirstParagraph"/>
+        <w:pStyle w:val="CaptionedFigure"/>
       </w:pPr>
       <w:r>
         <w:drawing>
           <wp:inline>
             <wp:extent cx="2857500" cy="2052697"/>
             <wp:effectExtent b="0" l="0" r="0" t="0"/>
-            <wp:docPr descr="" title="" id="122" name="Picture"/>
+            <wp:docPr descr="Four scatterplots (a)-(d) with fitted regression lines of differing steepness and fit quality, each annotated with an observed point y_i, its prediction y-hat_i, and the mean y-bar, used to compare how much regression sum-of-squares and residual sum-of-squares differ between a strong fit (a, c) and a weak fit (d)." title="" id="122" name="Picture"/>
             <a:graphic>
               <a:graphicData uri="http://schemas.openxmlformats.org/drawingml/2006/picture">
                 <pic:pic>
@@ -7025,6 +7111,14 @@
             </a:graphic>
           </wp:inline>
         </w:drawing>
+      </w:r>
+    </w:p>
+    <w:p>
+      <w:pPr>
+        <w:pStyle w:val="ImageCaption"/>
+      </w:pPr>
+      <w:r>
+        <w:t xml:space="preserve">Four scatterplots (a)-(d) with fitted regression lines of differing steepness and fit quality, each annotated with an observed point y_i, its prediction y-hat_i, and the mean y-bar, used to compare how much regression sum-of-squares and residual sum-of-squares differ between a strong fit (a, c) and a weak fit (d).</w:t>
       </w:r>
     </w:p>
     <w:bookmarkEnd w:id="124"/>
@@ -7321,14 +7415,14 @@
     </w:p>
     <w:p>
       <w:pPr>
-        <w:pStyle w:val="FirstParagraph"/>
+        <w:pStyle w:val="CaptionedFigure"/>
       </w:pPr>
       <w:r>
         <w:drawing>
           <wp:inline>
             <wp:extent cx="2857500" cy="939233"/>
             <wp:effectExtent b="0" l="0" r="0" t="0"/>
-            <wp:docPr descr="" title="" id="126" name="Picture"/>
+            <wp:docPr descr="ANOVA table for simple linear regression (same layout as the earlier version) listing Regression, Residual, and Total sources of variation with their sum-of-squares, degrees of freedom, mean-square, and expected-mean-square formulas, used here to show how sums of squares convert to mean squares." title="" id="126" name="Picture"/>
             <a:graphic>
               <a:graphicData uri="http://schemas.openxmlformats.org/drawingml/2006/picture">
                 <pic:pic>
@@ -7364,6 +7458,14 @@
             </a:graphic>
           </wp:inline>
         </w:drawing>
+      </w:r>
+    </w:p>
+    <w:p>
+      <w:pPr>
+        <w:pStyle w:val="ImageCaption"/>
+      </w:pPr>
+      <w:r>
+        <w:t xml:space="preserve">ANOVA table for simple linear regression (same layout as the earlier version) listing Regression, Residual, and Total sources of variation with their sum-of-squares, degrees of freedom, mean-square, and expected-mean-square formulas, used here to show how sums of squares convert to mean squares.</w:t>
       </w:r>
     </w:p>
     <w:bookmarkEnd w:id="128"/>
@@ -7774,14 +7876,14 @@
     </w:tbl>
     <w:p>
       <w:pPr>
-        <w:pStyle w:val="BodyText"/>
+        <w:pStyle w:val="CaptionedFigure"/>
       </w:pPr>
       <w:r>
         <w:drawing>
           <wp:inline>
             <wp:extent cx="2857500" cy="939233"/>
             <wp:effectExtent b="0" l="0" r="0" t="0"/>
-            <wp:docPr descr="" title="" id="131" name="Picture"/>
+            <wp:docPr descr="ANOVA table for simple linear regression (same layout as the earlier version) listing Regression, Residual, and Total sources of variation with their sum-of-squares, degrees of freedom, mean-square, and expected-mean-square formulas, used here to show how sums of squares convert to mean squares." title="" id="131" name="Picture"/>
             <a:graphic>
               <a:graphicData uri="http://schemas.openxmlformats.org/drawingml/2006/picture">
                 <pic:pic>
@@ -7817,6 +7919,14 @@
             </a:graphic>
           </wp:inline>
         </w:drawing>
+      </w:r>
+    </w:p>
+    <w:p>
+      <w:pPr>
+        <w:pStyle w:val="ImageCaption"/>
+      </w:pPr>
+      <w:r>
+        <w:t xml:space="preserve">ANOVA table for simple linear regression (same layout as the earlier version) listing Regression, Residual, and Total sources of variation with their sum-of-squares, degrees of freedom, mean-square, and expected-mean-square formulas, used here to show how sums of squares convert to mean squares.</w:t>
       </w:r>
     </w:p>
     <w:bookmarkEnd w:id="133"/>

--- a/docs/content/correlation_linear_models/correlation_linear_models_lecture.docx
+++ b/docs/content/correlation_linear_models/correlation_linear_models_lecture.docx
@@ -3183,7 +3183,7 @@
       <w:r>
         <w:drawing>
           <wp:inline>
-            <wp:extent cx="2095500" cy="5629701"/>
+            <wp:extent cx="2093976" cy="5625607"/>
             <wp:effectExtent b="0" l="0" r="0" t="0"/>
             <wp:docPr descr="Three stacked scatterplots of lion age versus proportion black on the nose, each with a different candidate line and vertical residual segments labeled ‘Large deviations,’ ‘Smaller deviations,’ and ‘Smallest deviations,’ illustrating that least squares picks the line minimizing total squared residuals." title="" id="56" name="Picture"/>
             <a:graphic>
@@ -3204,7 +3204,7 @@
                   <pic:spPr bwMode="auto">
                     <a:xfrm>
                       <a:off x="0" y="0"/>
-                      <a:ext cx="2095500" cy="5629701"/>
+                      <a:ext cx="2093976" cy="5625607"/>
                     </a:xfrm>
                     <a:prstGeom prst="rect">
                       <a:avLst/>
@@ -5282,7 +5282,7 @@
       <w:r>
         <w:drawing>
           <wp:inline>
-            <wp:extent cx="2857500" cy="2943225"/>
+            <wp:extent cx="2852928" cy="2944368"/>
             <wp:effectExtent b="0" l="0" r="0" t="0"/>
             <wp:docPr descr="Diagram of the regression line mu_yi = beta0 + beta1*xi running through X-Y space, with small normal-distribution curves drawn at two X values (x1 and x2) around the line to show that Y is assumed to be normally distributed around the true regression line at every value of X." title="" id="83" name="Picture"/>
             <a:graphic>
@@ -5303,7 +5303,7 @@
                   <pic:spPr bwMode="auto">
                     <a:xfrm>
                       <a:off x="0" y="0"/>
-                      <a:ext cx="2857500" cy="2943225"/>
+                      <a:ext cx="2852928" cy="2944368"/>
                     </a:xfrm>
                     <a:prstGeom prst="rect">
                       <a:avLst/>
@@ -5561,7 +5561,7 @@
       <w:r>
         <w:drawing>
           <wp:inline>
-            <wp:extent cx="2857500" cy="1991366"/>
+            <wp:extent cx="2852928" cy="1988180"/>
             <wp:effectExtent b="0" l="0" r="0" t="0"/>
             <wp:docPr descr="Scatterplot with a fitted least-squares regression line, labeled to show an observed point y_i, its predicted value y-hat_i on the line directly below it, and the vertical gap between them marked as the residual (y_i minus y-hat_i), with dashed lines also marking the means x-bar and y-bar." title="" id="87" name="Picture"/>
             <a:graphic>
@@ -5582,7 +5582,7 @@
                   <pic:spPr bwMode="auto">
                     <a:xfrm>
                       <a:off x="0" y="0"/>
-                      <a:ext cx="2857500" cy="1991366"/>
+                      <a:ext cx="2852928" cy="1988180"/>
                     </a:xfrm>
                     <a:prstGeom prst="rect">
                       <a:avLst/>
@@ -6004,7 +6004,7 @@
       <w:r>
         <w:drawing>
           <wp:inline>
-            <wp:extent cx="2857500" cy="1059763"/>
+            <wp:extent cx="2852928" cy="1058067"/>
             <wp:effectExtent b="0" l="0" r="0" t="0"/>
             <wp:docPr descr="Table of formulas for the ordinary least squares estimates and standard errors of the slope (beta1), intercept (beta0), and error term (epsilon) in simple linear regression, each row giving the OLS estimate formula and its corresponding standard error formula." title="" id="105" name="Picture"/>
             <a:graphic>
@@ -6025,7 +6025,7 @@
                   <pic:spPr bwMode="auto">
                     <a:xfrm>
                       <a:off x="0" y="0"/>
-                      <a:ext cx="2857500" cy="1059763"/>
+                      <a:ext cx="2852928" cy="1058067"/>
                     </a:xfrm>
                     <a:prstGeom prst="rect">
                       <a:avLst/>
@@ -6245,7 +6245,7 @@
       <w:r>
         <w:drawing>
           <wp:inline>
-            <wp:extent cx="2857500" cy="958416"/>
+            <wp:extent cx="2852928" cy="956882"/>
             <wp:effectExtent b="0" l="0" r="0" t="0"/>
             <wp:docPr descr="Two side-by-side scatterplots (a) and (b) each with a fitted regression line and one point marked with its observed value y_i and predicted value y-hat_i, illustrating how the residual (the gap between them) varies from point to point and feeds into partitioning total variation." title="" id="111" name="Picture"/>
             <a:graphic>
@@ -6266,7 +6266,7 @@
                   <pic:spPr bwMode="auto">
                     <a:xfrm>
                       <a:off x="0" y="0"/>
-                      <a:ext cx="2857500" cy="958416"/>
+                      <a:ext cx="2852928" cy="956882"/>
                     </a:xfrm>
                     <a:prstGeom prst="rect">
                       <a:avLst/>
@@ -6589,7 +6589,7 @@
       <w:r>
         <w:drawing>
           <wp:inline>
-            <wp:extent cx="2857500" cy="958416"/>
+            <wp:extent cx="2852928" cy="956882"/>
             <wp:effectExtent b="0" l="0" r="0" t="0"/>
             <wp:docPr descr="Two side-by-side scatterplots (a) and (b) each with a fitted regression line and one point marked with its observed value y_i and predicted value y-hat_i, illustrating how the residual (the gap between them) varies from point to point and feeds into partitioning total variation." title="" id="114" name="Picture"/>
             <a:graphic>
@@ -6610,7 +6610,7 @@
                   <pic:spPr bwMode="auto">
                     <a:xfrm>
                       <a:off x="0" y="0"/>
-                      <a:ext cx="2857500" cy="958416"/>
+                      <a:ext cx="2852928" cy="956882"/>
                     </a:xfrm>
                     <a:prstGeom prst="rect">
                       <a:avLst/>
@@ -6821,7 +6821,7 @@
       <w:r>
         <w:drawing>
           <wp:inline>
-            <wp:extent cx="2857500" cy="934414"/>
+            <wp:extent cx="2852928" cy="932919"/>
             <wp:effectExtent b="0" l="0" r="0" t="0"/>
             <wp:docPr descr="ANOVA table for simple linear regression listing Regression, Residual, and Total sources of variation with their sum-of-squares, degrees of freedom (1, n-2, n-1), mean-square, and expected-mean-square formulas." title="" id="118" name="Picture"/>
             <a:graphic>
@@ -6842,7 +6842,7 @@
                   <pic:spPr bwMode="auto">
                     <a:xfrm>
                       <a:off x="0" y="0"/>
-                      <a:ext cx="2857500" cy="934414"/>
+                      <a:ext cx="2852928" cy="932919"/>
                     </a:xfrm>
                     <a:prstGeom prst="rect">
                       <a:avLst/>
@@ -7073,7 +7073,7 @@
       <w:r>
         <w:drawing>
           <wp:inline>
-            <wp:extent cx="2857500" cy="2052697"/>
+            <wp:extent cx="2852928" cy="2049413"/>
             <wp:effectExtent b="0" l="0" r="0" t="0"/>
             <wp:docPr descr="Four scatterplots (a)-(d) with fitted regression lines of differing steepness and fit quality, each annotated with an observed point y_i, its prediction y-hat_i, and the mean y-bar, used to compare how much regression sum-of-squares and residual sum-of-squares differ between a strong fit (a, c) and a weak fit (d)." title="" id="122" name="Picture"/>
             <a:graphic>
@@ -7094,7 +7094,7 @@
                   <pic:spPr bwMode="auto">
                     <a:xfrm>
                       <a:off x="0" y="0"/>
-                      <a:ext cx="2857500" cy="2052697"/>
+                      <a:ext cx="2852928" cy="2049413"/>
                     </a:xfrm>
                     <a:prstGeom prst="rect">
                       <a:avLst/>
@@ -7420,7 +7420,7 @@
       <w:r>
         <w:drawing>
           <wp:inline>
-            <wp:extent cx="2857500" cy="939233"/>
+            <wp:extent cx="2852928" cy="937731"/>
             <wp:effectExtent b="0" l="0" r="0" t="0"/>
             <wp:docPr descr="ANOVA table for simple linear regression (same layout as the earlier version) listing Regression, Residual, and Total sources of variation with their sum-of-squares, degrees of freedom, mean-square, and expected-mean-square formulas, used here to show how sums of squares convert to mean squares." title="" id="126" name="Picture"/>
             <a:graphic>
@@ -7441,7 +7441,7 @@
                   <pic:spPr bwMode="auto">
                     <a:xfrm>
                       <a:off x="0" y="0"/>
-                      <a:ext cx="2857500" cy="939233"/>
+                      <a:ext cx="2852928" cy="937731"/>
                     </a:xfrm>
                     <a:prstGeom prst="rect">
                       <a:avLst/>
@@ -7881,7 +7881,7 @@
       <w:r>
         <w:drawing>
           <wp:inline>
-            <wp:extent cx="2857500" cy="939233"/>
+            <wp:extent cx="2852928" cy="937731"/>
             <wp:effectExtent b="0" l="0" r="0" t="0"/>
             <wp:docPr descr="ANOVA table for simple linear regression (same layout as the earlier version) listing Regression, Residual, and Total sources of variation with their sum-of-squares, degrees of freedom, mean-square, and expected-mean-square formulas, used here to show how sums of squares convert to mean squares." title="" id="131" name="Picture"/>
             <a:graphic>
@@ -7902,7 +7902,7 @@
                   <pic:spPr bwMode="auto">
                     <a:xfrm>
                       <a:off x="0" y="0"/>
-                      <a:ext cx="2857500" cy="939233"/>
+                      <a:ext cx="2852928" cy="937731"/>
                     </a:xfrm>
                     <a:prstGeom prst="rect">
                       <a:avLst/>

--- a/docs/content/correlation_linear_models/correlation_linear_models_lecture.docx
+++ b/docs/content/correlation_linear_models/correlation_linear_models_lecture.docx
@@ -148,7 +148,7 @@
       <w:r>
         <w:drawing>
           <wp:inline>
-            <wp:extent cx="5334000" cy="4667250"/>
+            <wp:extent cx="2935866" cy="2568882"/>
             <wp:effectExtent b="0" l="0" r="0" t="0"/>
             <wp:docPr descr="" title="" id="10" name="Picture"/>
             <a:graphic>
@@ -169,7 +169,7 @@
                   <pic:spPr bwMode="auto">
                     <a:xfrm>
                       <a:off x="0" y="0"/>
-                      <a:ext cx="5334000" cy="4667250"/>
+                      <a:ext cx="2935866" cy="2568882"/>
                     </a:xfrm>
                     <a:prstGeom prst="rect">
                       <a:avLst/>
@@ -630,7 +630,7 @@
       <w:r>
         <w:drawing>
           <wp:inline>
-            <wp:extent cx="5334000" cy="6667500"/>
+            <wp:extent cx="2935866" cy="3669832"/>
             <wp:effectExtent b="0" l="0" r="0" t="0"/>
             <wp:docPr descr="" title="" id="20" name="Picture"/>
             <a:graphic>
@@ -651,7 +651,7 @@
                   <pic:spPr bwMode="auto">
                     <a:xfrm>
                       <a:off x="0" y="0"/>
-                      <a:ext cx="5334000" cy="6667500"/>
+                      <a:ext cx="2935866" cy="3669832"/>
                     </a:xfrm>
                     <a:prstGeom prst="rect">
                       <a:avLst/>
@@ -1216,7 +1216,7 @@
       <w:r>
         <w:drawing>
           <wp:inline>
-            <wp:extent cx="5334000" cy="7112000"/>
+            <wp:extent cx="2752374" cy="3669832"/>
             <wp:effectExtent b="0" l="0" r="0" t="0"/>
             <wp:docPr descr="" title="" id="25" name="Picture"/>
             <a:graphic>
@@ -1237,7 +1237,7 @@
                   <pic:spPr bwMode="auto">
                     <a:xfrm>
                       <a:off x="0" y="0"/>
-                      <a:ext cx="5334000" cy="7112000"/>
+                      <a:ext cx="2752374" cy="3669832"/>
                     </a:xfrm>
                     <a:prstGeom prst="rect">
                       <a:avLst/>
@@ -1653,7 +1653,7 @@
       <w:r>
         <w:drawing>
           <wp:inline>
-            <wp:extent cx="5334000" cy="5334000"/>
+            <wp:extent cx="3119357" cy="3119357"/>
             <wp:effectExtent b="0" l="0" r="0" t="0"/>
             <wp:docPr descr="" title="" id="30" name="Picture"/>
             <a:graphic>
@@ -1674,7 +1674,7 @@
                   <pic:spPr bwMode="auto">
                     <a:xfrm>
                       <a:off x="0" y="0"/>
-                      <a:ext cx="5334000" cy="5334000"/>
+                      <a:ext cx="3119357" cy="3119357"/>
                     </a:xfrm>
                     <a:prstGeom prst="rect">
                       <a:avLst/>
@@ -2080,7 +2080,7 @@
       <w:r>
         <w:drawing>
           <wp:inline>
-            <wp:extent cx="5334000" cy="5334000"/>
+            <wp:extent cx="3119357" cy="3119357"/>
             <wp:effectExtent b="0" l="0" r="0" t="0"/>
             <wp:docPr descr="" title="" id="37" name="Picture"/>
             <a:graphic>
@@ -2101,7 +2101,7 @@
                   <pic:spPr bwMode="auto">
                     <a:xfrm>
                       <a:off x="0" y="0"/>
-                      <a:ext cx="5334000" cy="5334000"/>
+                      <a:ext cx="3119357" cy="3119357"/>
                     </a:xfrm>
                     <a:prstGeom prst="rect">
                       <a:avLst/>
@@ -2329,7 +2329,7 @@
       <w:r>
         <w:drawing>
           <wp:inline>
-            <wp:extent cx="5334000" cy="5334000"/>
+            <wp:extent cx="3302849" cy="3302849"/>
             <wp:effectExtent b="0" l="0" r="0" t="0"/>
             <wp:docPr descr="" title="" id="44" name="Picture"/>
             <a:graphic>
@@ -2350,7 +2350,7 @@
                   <pic:spPr bwMode="auto">
                     <a:xfrm>
                       <a:off x="0" y="0"/>
-                      <a:ext cx="5334000" cy="5334000"/>
+                      <a:ext cx="3302849" cy="3302849"/>
                     </a:xfrm>
                     <a:prstGeom prst="rect">
                       <a:avLst/>
@@ -2740,7 +2740,7 @@
       <w:r>
         <w:drawing>
           <wp:inline>
-            <wp:extent cx="5334000" cy="7112000"/>
+            <wp:extent cx="2752374" cy="3669832"/>
             <wp:effectExtent b="0" l="0" r="0" t="0"/>
             <wp:docPr descr="" title="" id="49" name="Picture"/>
             <a:graphic>
@@ -2761,7 +2761,7 @@
                   <pic:spPr bwMode="auto">
                     <a:xfrm>
                       <a:off x="0" y="0"/>
-                      <a:ext cx="5334000" cy="7112000"/>
+                      <a:ext cx="2752374" cy="3669832"/>
                     </a:xfrm>
                     <a:prstGeom prst="rect">
                       <a:avLst/>
@@ -3436,7 +3436,7 @@
       <w:r>
         <w:drawing>
           <wp:inline>
-            <wp:extent cx="5334000" cy="5334000"/>
+            <wp:extent cx="3302849" cy="3302849"/>
             <wp:effectExtent b="0" l="0" r="0" t="0"/>
             <wp:docPr descr="" title="" id="60" name="Picture"/>
             <a:graphic>
@@ -3457,7 +3457,7 @@
                   <pic:spPr bwMode="auto">
                     <a:xfrm>
                       <a:off x="0" y="0"/>
-                      <a:ext cx="5334000" cy="5334000"/>
+                      <a:ext cx="3302849" cy="3302849"/>
                     </a:xfrm>
                     <a:prstGeom prst="rect">
                       <a:avLst/>
@@ -3616,7 +3616,7 @@
       <w:r>
         <w:drawing>
           <wp:inline>
-            <wp:extent cx="5334000" cy="4800600"/>
+            <wp:extent cx="3669832" cy="3302849"/>
             <wp:effectExtent b="0" l="0" r="0" t="0"/>
             <wp:docPr descr="" title="" id="64" name="Picture"/>
             <a:graphic>
@@ -3637,7 +3637,7 @@
                   <pic:spPr bwMode="auto">
                     <a:xfrm>
                       <a:off x="0" y="0"/>
-                      <a:ext cx="5334000" cy="4800600"/>
+                      <a:ext cx="3669832" cy="3302849"/>
                     </a:xfrm>
                     <a:prstGeom prst="rect">
                       <a:avLst/>
@@ -4444,7 +4444,7 @@
       <w:r>
         <w:drawing>
           <wp:inline>
-            <wp:extent cx="5334000" cy="5037666"/>
+            <wp:extent cx="3302849" cy="3119357"/>
             <wp:effectExtent b="0" l="0" r="0" t="0"/>
             <wp:docPr descr="" title="" id="69" name="Picture"/>
             <a:graphic>
@@ -4465,7 +4465,7 @@
                   <pic:spPr bwMode="auto">
                     <a:xfrm>
                       <a:off x="0" y="0"/>
-                      <a:ext cx="5334000" cy="5037666"/>
+                      <a:ext cx="3302849" cy="3119357"/>
                     </a:xfrm>
                     <a:prstGeom prst="rect">
                       <a:avLst/>
@@ -4697,7 +4697,7 @@
       <w:r>
         <w:drawing>
           <wp:inline>
-            <wp:extent cx="5334000" cy="5037666"/>
+            <wp:extent cx="3302849" cy="3119357"/>
             <wp:effectExtent b="0" l="0" r="0" t="0"/>
             <wp:docPr descr="" title="" id="73" name="Picture"/>
             <a:graphic>
@@ -4718,7 +4718,7 @@
                   <pic:spPr bwMode="auto">
                     <a:xfrm>
                       <a:off x="0" y="0"/>
-                      <a:ext cx="5334000" cy="5037666"/>
+                      <a:ext cx="3302849" cy="3119357"/>
                     </a:xfrm>
                     <a:prstGeom prst="rect">
                       <a:avLst/>
@@ -5080,7 +5080,7 @@
       <w:r>
         <w:drawing>
           <wp:inline>
-            <wp:extent cx="5334000" cy="5037666"/>
+            <wp:extent cx="3302849" cy="3119357"/>
             <wp:effectExtent b="0" l="0" r="0" t="0"/>
             <wp:docPr descr="" title="" id="78" name="Picture"/>
             <a:graphic>
@@ -5101,7 +5101,7 @@
                   <pic:spPr bwMode="auto">
                     <a:xfrm>
                       <a:off x="0" y="0"/>
-                      <a:ext cx="5334000" cy="5037666"/>
+                      <a:ext cx="3302849" cy="3119357"/>
                     </a:xfrm>
                     <a:prstGeom prst="rect">
                       <a:avLst/>
@@ -5658,7 +5658,7 @@
       <w:r>
         <w:drawing>
           <wp:inline>
-            <wp:extent cx="5334000" cy="5037666"/>
+            <wp:extent cx="3302849" cy="3119357"/>
             <wp:effectExtent b="0" l="0" r="0" t="0"/>
             <wp:docPr descr="" title="" id="91" name="Picture"/>
             <a:graphic>
@@ -5679,7 +5679,7 @@
                   <pic:spPr bwMode="auto">
                     <a:xfrm>
                       <a:off x="0" y="0"/>
-                      <a:ext cx="5334000" cy="5037666"/>
+                      <a:ext cx="3302849" cy="3119357"/>
                     </a:xfrm>
                     <a:prstGeom prst="rect">
                       <a:avLst/>
@@ -5731,7 +5731,7 @@
       <w:r>
         <w:drawing>
           <wp:inline>
-            <wp:extent cx="5334000" cy="5037666"/>
+            <wp:extent cx="3302849" cy="3119357"/>
             <wp:effectExtent b="0" l="0" r="0" t="0"/>
             <wp:docPr descr="" title="" id="95" name="Picture"/>
             <a:graphic>
@@ -5752,7 +5752,7 @@
                   <pic:spPr bwMode="auto">
                     <a:xfrm>
                       <a:off x="0" y="0"/>
-                      <a:ext cx="5334000" cy="5037666"/>
+                      <a:ext cx="3302849" cy="3119357"/>
                     </a:xfrm>
                     <a:prstGeom prst="rect">
                       <a:avLst/>
@@ -5901,7 +5901,7 @@
       <w:r>
         <w:drawing>
           <wp:inline>
-            <wp:extent cx="5334000" cy="5334000"/>
+            <wp:extent cx="3669832" cy="3669832"/>
             <wp:effectExtent b="0" l="0" r="0" t="0"/>
             <wp:docPr descr="" title="" id="100" name="Picture"/>
             <a:graphic>
@@ -5922,7 +5922,7 @@
                   <pic:spPr bwMode="auto">
                     <a:xfrm>
                       <a:off x="0" y="0"/>
-                      <a:ext cx="5334000" cy="5334000"/>
+                      <a:ext cx="3669832" cy="3669832"/>
                     </a:xfrm>
                     <a:prstGeom prst="rect">
                       <a:avLst/>
